--- a/preview/docxs/12-bold-impact.docx
+++ b/preview/docxs/12-bold-impact.docx
@@ -535,7 +535,7 @@
         </w:rPr>
         <w:t xml:space="preserve">Demo: </w:t>
       </w:r>
-      <w:hyperlink w:history="1" r:id="rIdzswoh0hywtjizr16n3ybt">
+      <w:hyperlink w:history="1" r:id="rIddvq6fdkcuw1ricw21ozdi">
         <w:r>
           <w:rPr>
             <w:color w:val="111827"/>
@@ -563,7 +563,7 @@
         </w:rPr>
         <w:t xml:space="preserve">Code: </w:t>
       </w:r>
-      <w:hyperlink w:history="1" r:id="rIdjgzcnlilc8kkbdb0foty5">
+      <w:hyperlink w:history="1" r:id="rIdyh18swpg1quzsvymf7o12">
         <w:r>
           <w:rPr>
             <w:color w:val="111827"/>
@@ -653,7 +653,7 @@
         </w:rPr>
         <w:t xml:space="preserve">Demo: </w:t>
       </w:r>
-      <w:hyperlink w:history="1" r:id="rIdrp_9sdcws322umj2fasah">
+      <w:hyperlink w:history="1" r:id="rIdf7ktq9yngttrcsi3abyva">
         <w:r>
           <w:rPr>
             <w:color w:val="111827"/>
@@ -1072,7 +1072,7 @@
         </w:rPr>
         <w:t xml:space="preserve">Portfolio: </w:t>
       </w:r>
-      <w:hyperlink w:history="1" r:id="rIdjdfzzz4jty6a0f-ecue_f">
+      <w:hyperlink w:history="1" r:id="rIdxuqe2hknblgpm5btdv2b-">
         <w:r>
           <w:rPr>
             <w:color w:val="111827"/>
